--- a/ky/wisdom-stories/prayer-for-relief.docx
+++ b/ky/wisdom-stories/prayer-for-relief.docx
@@ -47,7 +47,7 @@
           <w:b/>
           <w:bCs/>
         </w:rPr>
-        <w:t>Сабак: Чын жүрөктөн айтылган дуба адамдын алсыздыгын да, үмүтүн да билдирет. Аллага кайрылуу жүрөккө жубатуу берип, кыйынчылыктарга туруштук табууга жардам берет.</w:t>
+        <w:t>Сабак: Чын жүрөктөн айтылган дуба адамдын алсыздыгын да, үмүтүн да билдирет. Аллага кайрылуу жүрөккө жубатуу берип, кыйынчылыктарга туруштук берүүгө жардам берет.</w:t>
       </w:r>
     </w:p>
     <w:p>
